--- a/projects/R&D_DDD_3rd/업무협약서_정육점_MOU.docx
+++ b/projects/R&D_DDD_3rd/업무협약서_정육점_MOU.docx
@@ -178,9 +178,116 @@
         <w:t xml:space="preserve">비용 부담: </w:t>
       </w:r>
       <w:r>
-        <w:t>시스템 운영에 소요되는 문자 발송 비용, 서버 비용 등 일체의 비용을 부담한다.</w:t>
+        <w:t>협약 체결일로부터 3개월간은 시스템 운영에 소요되는 문자 발송 비용, 서버 비용 등 일체의 비용을 연구기관이 부담한다. 3개월 경과 후에는 양 기관의 협의에 따라 아래 과금 모델을 적용할 수 있다.</w:t>
       </w:r>
     </w:p>
+    <w:p/>
+    <w:tbl>
+      <w:tblPr>
+        <w:tblStyle w:val="TableGrid"/>
+        <w:tblW w:type="auto" w:w="0"/>
+        <w:tblLook w:firstColumn="1" w:firstRow="1" w:lastColumn="0" w:lastRow="0" w:noHBand="0" w:noVBand="1" w:val="04A0"/>
+      </w:tblPr>
+      <w:tblGrid>
+        <w:gridCol w:w="4320"/>
+        <w:gridCol w:w="4320"/>
+      </w:tblGrid>
+      <w:tr>
+        <w:tc>
+          <w:tcPr>
+            <w:tcW w:type="dxa" w:w="4320"/>
+          </w:tcPr>
+          <w:p>
+            <w:r>
+              <w:rPr>
+                <w:b/>
+              </w:rPr>
+              <w:t>구분</w:t>
+            </w:r>
+          </w:p>
+        </w:tc>
+        <w:tc>
+          <w:tcPr>
+            <w:tcW w:type="dxa" w:w="4320"/>
+          </w:tcPr>
+          <w:p>
+            <w:r>
+              <w:rPr>
+                <w:b/>
+              </w:rPr>
+              <w:t>요금</w:t>
+            </w:r>
+          </w:p>
+        </w:tc>
+      </w:tr>
+      <w:tr>
+        <w:tc>
+          <w:tcPr>
+            <w:tcW w:type="dxa" w:w="4320"/>
+          </w:tcPr>
+          <w:p>
+            <w:r>
+              <w:t>AI 사용료 (월 정액)</w:t>
+            </w:r>
+          </w:p>
+        </w:tc>
+        <w:tc>
+          <w:tcPr>
+            <w:tcW w:type="dxa" w:w="4320"/>
+          </w:tcPr>
+          <w:p>
+            <w:r>
+              <w:t>33,000원</w:t>
+            </w:r>
+          </w:p>
+        </w:tc>
+      </w:tr>
+      <w:tr>
+        <w:tc>
+          <w:tcPr>
+            <w:tcW w:type="dxa" w:w="4320"/>
+          </w:tcPr>
+          <w:p>
+            <w:r>
+              <w:t>SMS 발송 (건당)</w:t>
+            </w:r>
+          </w:p>
+        </w:tc>
+        <w:tc>
+          <w:tcPr>
+            <w:tcW w:type="dxa" w:w="4320"/>
+          </w:tcPr>
+          <w:p>
+            <w:r>
+              <w:t>13원</w:t>
+            </w:r>
+          </w:p>
+        </w:tc>
+      </w:tr>
+      <w:tr>
+        <w:tc>
+          <w:tcPr>
+            <w:tcW w:type="dxa" w:w="4320"/>
+          </w:tcPr>
+          <w:p>
+            <w:r>
+              <w:t>LMS 발송 (건당)</w:t>
+            </w:r>
+          </w:p>
+        </w:tc>
+        <w:tc>
+          <w:tcPr>
+            <w:tcW w:type="dxa" w:w="4320"/>
+          </w:tcPr>
+          <w:p>
+            <w:r>
+              <w:t>25원</w:t>
+            </w:r>
+          </w:p>
+        </w:tc>
+      </w:tr>
+    </w:tbl>
+    <w:p/>
     <w:p>
       <w:r>
         <w:t xml:space="preserve">5. </w:t>
